--- a/Neyder/Caso_Uso_Extendido Neyder Manrique.docx
+++ b/Neyder/Caso_Uso_Extendido Neyder Manrique.docx
@@ -2070,31 +2070,6 @@
               <w:rPr>
                 <w:rtl w:val="0"/>
               </w:rPr>
-              <w:t xml:space="preserve">Epica - EP-004 Gestión de servicio técnico y satisfacción</w:t>
-            </w:r>
-          </w:p>
-          <w:p>
-            <w:pPr>
-              <w:keepNext w:val="0"/>
-              <w:keepLines w:val="0"/>
-              <w:widowControl w:val="0"/>
-              <w:pBdr>
-                <w:top w:space="0" w:sz="0" w:val="nil"/>
-                <w:left w:space="0" w:sz="0" w:val="nil"/>
-                <w:bottom w:space="0" w:sz="0" w:val="nil"/>
-                <w:right w:space="0" w:sz="0" w:val="nil"/>
-                <w:between w:space="0" w:sz="0" w:val="nil"/>
-              </w:pBdr>
-              <w:shd w:fill="auto" w:val="clear"/>
-              <w:spacing w:after="0" w:before="0" w:line="240" w:lineRule="auto"/>
-              <w:ind w:left="0" w:right="0" w:firstLine="0"/>
-              <w:jc w:val="left"/>
-              <w:rPr/>
-            </w:pPr>
-            <w:r>
-              <w:rPr>
-                <w:rtl w:val="0"/>
-              </w:rPr>
               <w:t xml:space="preserve">HU - HU-024 Calificar servicio técnico</w:t>
             </w:r>
           </w:p>
@@ -3959,19 +3934,6 @@
               <w:rPr>
                 <w:rtl w:val="0"/>
               </w:rPr>
-              <w:t xml:space="preserve">Epica - EP-004 Gestión de servicio técnico y satisfacción</w:t>
-            </w:r>
-          </w:p>
-          <w:p>
-            <w:pPr>
-              <w:widowControl w:val="0"/>
-              <w:spacing w:after="0" w:line="240" w:lineRule="auto"/>
-              <w:rPr/>
-            </w:pPr>
-            <w:r>
-              <w:rPr>
-                <w:rtl w:val="0"/>
-              </w:rPr>
               <w:t xml:space="preserve">HU - HU-025 Registrar reseña cualitativa</w:t>
             </w:r>
           </w:p>
@@ -5947,19 +5909,6 @@
               <w:rPr>
                 <w:rtl w:val="0"/>
               </w:rPr>
-              <w:t xml:space="preserve">Epica - EP-004 Gestión de servicio técnico y satisfacción</w:t>
-            </w:r>
-          </w:p>
-          <w:p>
-            <w:pPr>
-              <w:widowControl w:val="0"/>
-              <w:spacing w:after="0" w:line="240" w:lineRule="auto"/>
-              <w:rPr/>
-            </w:pPr>
-            <w:r>
-              <w:rPr>
-                <w:rtl w:val="0"/>
-              </w:rPr>
               <w:t xml:space="preserve">HU - HU-026 Visualización de métricas de servicio</w:t>
             </w:r>
           </w:p>
@@ -8043,19 +7992,6 @@
             </w:tcMar>
             <w:vAlign w:val="top"/>
           </w:tcPr>
-          <w:p>
-            <w:pPr>
-              <w:widowControl w:val="0"/>
-              <w:spacing w:after="0" w:line="240" w:lineRule="auto"/>
-              <w:rPr/>
-            </w:pPr>
-            <w:r>
-              <w:rPr>
-                <w:rtl w:val="0"/>
-              </w:rPr>
-              <w:t xml:space="preserve">Epica - EP-005 Gestión de PQRS y servicio al cliente</w:t>
-            </w:r>
-          </w:p>
           <w:p>
             <w:pPr>
               <w:widowControl w:val="0"/>
